--- a/Наладчик контрольно-измерительных приборов и автоматики/профессиональной переподготовки 14919 Наладчик контрольно-измерительных приборов и автоматики/Лекции МДК 01.01  12 Промежуточная аттестация.docx
+++ b/Наладчик контрольно-измерительных приборов и автоматики/профессиональной переподготовки 14919 Наладчик контрольно-измерительных приборов и автоматики/Лекции МДК 01.01  12 Промежуточная аттестация.docx
@@ -29,7 +29,7 @@
           <w:i/>
           <w:sz w:val="28"/>
         </w:rPr>
-        <w:t>(профессиональной переподготовки на 4-5 разряды)</w:t>
+        <w:t>Для профессии 14919 «Наладчик контрольно-измерительных приборов и автоматики» (профессиональной переподготовки на 4-5 разряды)</w:t>
       </w:r>
     </w:p>
     <w:p>

--- a/Наладчик контрольно-измерительных приборов и автоматики/профессиональной переподготовки 14919 Наладчик контрольно-измерительных приборов и автоматики/Лекции МДК 01.01  12 Промежуточная аттестация.docx
+++ b/Наладчик контрольно-измерительных приборов и автоматики/профессиональной переподготовки 14919 Наладчик контрольно-измерительных приборов и автоматики/Лекции МДК 01.01  12 Промежуточная аттестация.docx
@@ -252,6 +252,769 @@
       <w:pPr>
         <w:spacing w:before="240" w:after="120" w:line="360" w:lineRule="auto"/>
       </w:pPr>
+    </w:p>
+    <w:p>
+      <w:r>
+        <w:rPr>
+          <w:b/>
+          <w:sz w:val="22"/>
+        </w:rPr>
+        <w:t>Таблица 1. Структура промежуточной аттестации</w:t>
+      </w:r>
+    </w:p>
+    <w:tbl>
+      <w:tblPr>
+        <w:tblStyle w:val="TableGrid"/>
+        <w:tblW w:type="auto" w:w="0"/>
+        <w:jc w:val="center"/>
+        <w:tblLook w:firstColumn="1" w:firstRow="1" w:lastColumn="0" w:lastRow="0" w:noHBand="0" w:noVBand="1" w:val="04A0"/>
+      </w:tblPr>
+      <w:tblGrid>
+        <w:gridCol w:w="2339"/>
+        <w:gridCol w:w="2339"/>
+        <w:gridCol w:w="2339"/>
+        <w:gridCol w:w="2339"/>
+      </w:tblGrid>
+      <w:tr>
+        <w:tc>
+          <w:tcPr>
+            <w:tcW w:type="dxa" w:w="2339"/>
+            <w:shd w:fill="1a5276" w:val="clear"/>
+          </w:tcPr>
+          <w:p>
+            <w:pPr>
+              <w:jc w:val="center"/>
+            </w:pPr>
+            <w:r/>
+            <w:r>
+              <w:rPr>
+                <w:b/>
+                <w:color w:val="FFFFFF"/>
+                <w:sz w:val="18"/>
+              </w:rPr>
+              <w:t>Компонент аттестации</w:t>
+            </w:r>
+          </w:p>
+        </w:tc>
+        <w:tc>
+          <w:tcPr>
+            <w:tcW w:type="dxa" w:w="2339"/>
+            <w:shd w:fill="1a5276" w:val="clear"/>
+          </w:tcPr>
+          <w:p>
+            <w:pPr>
+              <w:jc w:val="center"/>
+            </w:pPr>
+            <w:r/>
+            <w:r>
+              <w:rPr>
+                <w:b/>
+                <w:color w:val="FFFFFF"/>
+                <w:sz w:val="18"/>
+              </w:rPr>
+              <w:t>Форма проведения</w:t>
+            </w:r>
+          </w:p>
+        </w:tc>
+        <w:tc>
+          <w:tcPr>
+            <w:tcW w:type="dxa" w:w="2339"/>
+            <w:shd w:fill="1a5276" w:val="clear"/>
+          </w:tcPr>
+          <w:p>
+            <w:pPr>
+              <w:jc w:val="center"/>
+            </w:pPr>
+            <w:r/>
+            <w:r>
+              <w:rPr>
+                <w:b/>
+                <w:color w:val="FFFFFF"/>
+                <w:sz w:val="18"/>
+              </w:rPr>
+              <w:t>Максимальный балл</w:t>
+            </w:r>
+          </w:p>
+        </w:tc>
+        <w:tc>
+          <w:tcPr>
+            <w:tcW w:type="dxa" w:w="2339"/>
+            <w:shd w:fill="1a5276" w:val="clear"/>
+          </w:tcPr>
+          <w:p>
+            <w:pPr>
+              <w:jc w:val="center"/>
+            </w:pPr>
+            <w:r/>
+            <w:r>
+              <w:rPr>
+                <w:b/>
+                <w:color w:val="FFFFFF"/>
+                <w:sz w:val="18"/>
+              </w:rPr>
+              <w:t>Время выполнения</w:t>
+            </w:r>
+          </w:p>
+        </w:tc>
+      </w:tr>
+      <w:tr>
+        <w:tc>
+          <w:tcPr>
+            <w:tcW w:type="dxa" w:w="2339"/>
+          </w:tcPr>
+          <w:p>
+            <w:r/>
+            <w:r>
+              <w:rPr>
+                <w:sz w:val="18"/>
+              </w:rPr>
+              <w:t>Теоретический экзамен</w:t>
+            </w:r>
+          </w:p>
+        </w:tc>
+        <w:tc>
+          <w:tcPr>
+            <w:tcW w:type="dxa" w:w="2339"/>
+          </w:tcPr>
+          <w:p>
+            <w:r/>
+            <w:r>
+              <w:rPr>
+                <w:sz w:val="18"/>
+              </w:rPr>
+              <w:t>Тестирование (30 вопросов)</w:t>
+            </w:r>
+          </w:p>
+        </w:tc>
+        <w:tc>
+          <w:tcPr>
+            <w:tcW w:type="dxa" w:w="2339"/>
+          </w:tcPr>
+          <w:p>
+            <w:r/>
+            <w:r>
+              <w:rPr>
+                <w:sz w:val="18"/>
+              </w:rPr>
+              <w:t>30 баллов</w:t>
+            </w:r>
+          </w:p>
+        </w:tc>
+        <w:tc>
+          <w:tcPr>
+            <w:tcW w:type="dxa" w:w="2339"/>
+          </w:tcPr>
+          <w:p>
+            <w:r/>
+            <w:r>
+              <w:rPr>
+                <w:sz w:val="18"/>
+              </w:rPr>
+              <w:t>45 минут</w:t>
+            </w:r>
+          </w:p>
+        </w:tc>
+      </w:tr>
+      <w:tr>
+        <w:tc>
+          <w:tcPr>
+            <w:tcW w:type="dxa" w:w="2339"/>
+            <w:shd w:fill="d4e6f1" w:val="clear"/>
+          </w:tcPr>
+          <w:p>
+            <w:r/>
+            <w:r>
+              <w:rPr>
+                <w:sz w:val="18"/>
+              </w:rPr>
+              <w:t>Практическое задание</w:t>
+            </w:r>
+          </w:p>
+        </w:tc>
+        <w:tc>
+          <w:tcPr>
+            <w:tcW w:type="dxa" w:w="2339"/>
+            <w:shd w:fill="d4e6f1" w:val="clear"/>
+          </w:tcPr>
+          <w:p>
+            <w:r/>
+            <w:r>
+              <w:rPr>
+                <w:sz w:val="18"/>
+              </w:rPr>
+              <w:t>Выполнение наладки прибора</w:t>
+            </w:r>
+          </w:p>
+        </w:tc>
+        <w:tc>
+          <w:tcPr>
+            <w:tcW w:type="dxa" w:w="2339"/>
+            <w:shd w:fill="d4e6f1" w:val="clear"/>
+          </w:tcPr>
+          <w:p>
+            <w:r/>
+            <w:r>
+              <w:rPr>
+                <w:sz w:val="18"/>
+              </w:rPr>
+              <w:t>40 баллов</w:t>
+            </w:r>
+          </w:p>
+        </w:tc>
+        <w:tc>
+          <w:tcPr>
+            <w:tcW w:type="dxa" w:w="2339"/>
+            <w:shd w:fill="d4e6f1" w:val="clear"/>
+          </w:tcPr>
+          <w:p>
+            <w:r/>
+            <w:r>
+              <w:rPr>
+                <w:sz w:val="18"/>
+              </w:rPr>
+              <w:t>120 минут</w:t>
+            </w:r>
+          </w:p>
+        </w:tc>
+      </w:tr>
+      <w:tr>
+        <w:tc>
+          <w:tcPr>
+            <w:tcW w:type="dxa" w:w="2339"/>
+          </w:tcPr>
+          <w:p>
+            <w:r/>
+            <w:r>
+              <w:rPr>
+                <w:sz w:val="18"/>
+              </w:rPr>
+              <w:t>Защита портфолио</w:t>
+            </w:r>
+          </w:p>
+        </w:tc>
+        <w:tc>
+          <w:tcPr>
+            <w:tcW w:type="dxa" w:w="2339"/>
+          </w:tcPr>
+          <w:p>
+            <w:r/>
+            <w:r>
+              <w:rPr>
+                <w:sz w:val="18"/>
+              </w:rPr>
+              <w:t>Презентация выполненных работ</w:t>
+            </w:r>
+          </w:p>
+        </w:tc>
+        <w:tc>
+          <w:tcPr>
+            <w:tcW w:type="dxa" w:w="2339"/>
+          </w:tcPr>
+          <w:p>
+            <w:r/>
+            <w:r>
+              <w:rPr>
+                <w:sz w:val="18"/>
+              </w:rPr>
+              <w:t>15 баллов</w:t>
+            </w:r>
+          </w:p>
+        </w:tc>
+        <w:tc>
+          <w:tcPr>
+            <w:tcW w:type="dxa" w:w="2339"/>
+          </w:tcPr>
+          <w:p>
+            <w:r/>
+            <w:r>
+              <w:rPr>
+                <w:sz w:val="18"/>
+              </w:rPr>
+              <w:t>15 минут</w:t>
+            </w:r>
+          </w:p>
+        </w:tc>
+      </w:tr>
+      <w:tr>
+        <w:tc>
+          <w:tcPr>
+            <w:tcW w:type="dxa" w:w="2339"/>
+            <w:shd w:fill="d4e6f1" w:val="clear"/>
+          </w:tcPr>
+          <w:p>
+            <w:r/>
+            <w:r>
+              <w:rPr>
+                <w:sz w:val="18"/>
+              </w:rPr>
+              <w:t>Ситуационные задачи</w:t>
+            </w:r>
+          </w:p>
+        </w:tc>
+        <w:tc>
+          <w:tcPr>
+            <w:tcW w:type="dxa" w:w="2339"/>
+            <w:shd w:fill="d4e6f1" w:val="clear"/>
+          </w:tcPr>
+          <w:p>
+            <w:r/>
+            <w:r>
+              <w:rPr>
+                <w:sz w:val="18"/>
+              </w:rPr>
+              <w:t>Решение производственных задач</w:t>
+            </w:r>
+          </w:p>
+        </w:tc>
+        <w:tc>
+          <w:tcPr>
+            <w:tcW w:type="dxa" w:w="2339"/>
+            <w:shd w:fill="d4e6f1" w:val="clear"/>
+          </w:tcPr>
+          <w:p>
+            <w:r/>
+            <w:r>
+              <w:rPr>
+                <w:sz w:val="18"/>
+              </w:rPr>
+              <w:t>15 баллов</w:t>
+            </w:r>
+          </w:p>
+        </w:tc>
+        <w:tc>
+          <w:tcPr>
+            <w:tcW w:type="dxa" w:w="2339"/>
+            <w:shd w:fill="d4e6f1" w:val="clear"/>
+          </w:tcPr>
+          <w:p>
+            <w:r/>
+            <w:r>
+              <w:rPr>
+                <w:sz w:val="18"/>
+              </w:rPr>
+              <w:t>30 минут</w:t>
+            </w:r>
+          </w:p>
+        </w:tc>
+      </w:tr>
+    </w:tbl>
+    <w:p/>
+    <w:p>
+      <w:r>
+        <w:rPr>
+          <w:b/>
+          <w:sz w:val="22"/>
+        </w:rPr>
+        <w:t>Таблица 2. Критерии оценки результатов аттестации</w:t>
+      </w:r>
+    </w:p>
+    <w:tbl>
+      <w:tblPr>
+        <w:tblStyle w:val="TableGrid"/>
+        <w:tblW w:type="auto" w:w="0"/>
+        <w:jc w:val="center"/>
+        <w:tblLook w:firstColumn="1" w:firstRow="1" w:lastColumn="0" w:lastRow="0" w:noHBand="0" w:noVBand="1" w:val="04A0"/>
+      </w:tblPr>
+      <w:tblGrid>
+        <w:gridCol w:w="2339"/>
+        <w:gridCol w:w="2339"/>
+        <w:gridCol w:w="2339"/>
+        <w:gridCol w:w="2339"/>
+      </w:tblGrid>
+      <w:tr>
+        <w:tc>
+          <w:tcPr>
+            <w:tcW w:type="dxa" w:w="2339"/>
+            <w:shd w:fill="1a5276" w:val="clear"/>
+          </w:tcPr>
+          <w:p>
+            <w:pPr>
+              <w:jc w:val="center"/>
+            </w:pPr>
+            <w:r/>
+            <w:r>
+              <w:rPr>
+                <w:b/>
+                <w:color w:val="FFFFFF"/>
+                <w:sz w:val="18"/>
+              </w:rPr>
+              <w:t>Показатель</w:t>
+            </w:r>
+          </w:p>
+        </w:tc>
+        <w:tc>
+          <w:tcPr>
+            <w:tcW w:type="dxa" w:w="2339"/>
+            <w:shd w:fill="1a5276" w:val="clear"/>
+          </w:tcPr>
+          <w:p>
+            <w:pPr>
+              <w:jc w:val="center"/>
+            </w:pPr>
+            <w:r/>
+            <w:r>
+              <w:rPr>
+                <w:b/>
+                <w:color w:val="FFFFFF"/>
+                <w:sz w:val="18"/>
+              </w:rPr>
+              <w:t>Отлично (5)</w:t>
+            </w:r>
+          </w:p>
+        </w:tc>
+        <w:tc>
+          <w:tcPr>
+            <w:tcW w:type="dxa" w:w="2339"/>
+            <w:shd w:fill="1a5276" w:val="clear"/>
+          </w:tcPr>
+          <w:p>
+            <w:pPr>
+              <w:jc w:val="center"/>
+            </w:pPr>
+            <w:r/>
+            <w:r>
+              <w:rPr>
+                <w:b/>
+                <w:color w:val="FFFFFF"/>
+                <w:sz w:val="18"/>
+              </w:rPr>
+              <w:t>Хорошо (4)</w:t>
+            </w:r>
+          </w:p>
+        </w:tc>
+        <w:tc>
+          <w:tcPr>
+            <w:tcW w:type="dxa" w:w="2339"/>
+            <w:shd w:fill="1a5276" w:val="clear"/>
+          </w:tcPr>
+          <w:p>
+            <w:pPr>
+              <w:jc w:val="center"/>
+            </w:pPr>
+            <w:r/>
+            <w:r>
+              <w:rPr>
+                <w:b/>
+                <w:color w:val="FFFFFF"/>
+                <w:sz w:val="18"/>
+              </w:rPr>
+              <w:t>Удовлетворительно (3)</w:t>
+            </w:r>
+          </w:p>
+        </w:tc>
+      </w:tr>
+      <w:tr>
+        <w:tc>
+          <w:tcPr>
+            <w:tcW w:type="dxa" w:w="2339"/>
+          </w:tcPr>
+          <w:p>
+            <w:r/>
+            <w:r>
+              <w:rPr>
+                <w:sz w:val="18"/>
+              </w:rPr>
+              <w:t>Теоретические знания</w:t>
+            </w:r>
+          </w:p>
+        </w:tc>
+        <w:tc>
+          <w:tcPr>
+            <w:tcW w:type="dxa" w:w="2339"/>
+          </w:tcPr>
+          <w:p>
+            <w:r/>
+            <w:r>
+              <w:rPr>
+                <w:sz w:val="18"/>
+              </w:rPr>
+              <w:t>90-100 %</w:t>
+            </w:r>
+          </w:p>
+        </w:tc>
+        <w:tc>
+          <w:tcPr>
+            <w:tcW w:type="dxa" w:w="2339"/>
+          </w:tcPr>
+          <w:p>
+            <w:r/>
+            <w:r>
+              <w:rPr>
+                <w:sz w:val="18"/>
+              </w:rPr>
+              <w:t>75-89 %</w:t>
+            </w:r>
+          </w:p>
+        </w:tc>
+        <w:tc>
+          <w:tcPr>
+            <w:tcW w:type="dxa" w:w="2339"/>
+          </w:tcPr>
+          <w:p>
+            <w:r/>
+            <w:r>
+              <w:rPr>
+                <w:sz w:val="18"/>
+              </w:rPr>
+              <w:t>60-74 %</w:t>
+            </w:r>
+          </w:p>
+        </w:tc>
+      </w:tr>
+      <w:tr>
+        <w:tc>
+          <w:tcPr>
+            <w:tcW w:type="dxa" w:w="2339"/>
+            <w:shd w:fill="d4e6f1" w:val="clear"/>
+          </w:tcPr>
+          <w:p>
+            <w:r/>
+            <w:r>
+              <w:rPr>
+                <w:sz w:val="18"/>
+              </w:rPr>
+              <w:t>Практические навыки</w:t>
+            </w:r>
+          </w:p>
+        </w:tc>
+        <w:tc>
+          <w:tcPr>
+            <w:tcW w:type="dxa" w:w="2339"/>
+            <w:shd w:fill="d4e6f1" w:val="clear"/>
+          </w:tcPr>
+          <w:p>
+            <w:r/>
+            <w:r>
+              <w:rPr>
+                <w:sz w:val="18"/>
+              </w:rPr>
+              <w:t>Полное выполнение без ошибок</w:t>
+            </w:r>
+          </w:p>
+        </w:tc>
+        <w:tc>
+          <w:tcPr>
+            <w:tcW w:type="dxa" w:w="2339"/>
+            <w:shd w:fill="d4e6f1" w:val="clear"/>
+          </w:tcPr>
+          <w:p>
+            <w:r/>
+            <w:r>
+              <w:rPr>
+                <w:sz w:val="18"/>
+              </w:rPr>
+              <w:t>Незначительные ошибки</w:t>
+            </w:r>
+          </w:p>
+        </w:tc>
+        <w:tc>
+          <w:tcPr>
+            <w:tcW w:type="dxa" w:w="2339"/>
+            <w:shd w:fill="d4e6f1" w:val="clear"/>
+          </w:tcPr>
+          <w:p>
+            <w:r/>
+            <w:r>
+              <w:rPr>
+                <w:sz w:val="18"/>
+              </w:rPr>
+              <w:t>Ошибки, исправленные с помощью</w:t>
+            </w:r>
+          </w:p>
+        </w:tc>
+      </w:tr>
+      <w:tr>
+        <w:tc>
+          <w:tcPr>
+            <w:tcW w:type="dxa" w:w="2339"/>
+          </w:tcPr>
+          <w:p>
+            <w:r/>
+            <w:r>
+              <w:rPr>
+                <w:sz w:val="18"/>
+              </w:rPr>
+              <w:t>Оформление документации</w:t>
+            </w:r>
+          </w:p>
+        </w:tc>
+        <w:tc>
+          <w:tcPr>
+            <w:tcW w:type="dxa" w:w="2339"/>
+          </w:tcPr>
+          <w:p>
+            <w:r/>
+            <w:r>
+              <w:rPr>
+                <w:sz w:val="18"/>
+              </w:rPr>
+              <w:t>Полное, без ошибок</w:t>
+            </w:r>
+          </w:p>
+        </w:tc>
+        <w:tc>
+          <w:tcPr>
+            <w:tcW w:type="dxa" w:w="2339"/>
+          </w:tcPr>
+          <w:p>
+            <w:r/>
+            <w:r>
+              <w:rPr>
+                <w:sz w:val="18"/>
+              </w:rPr>
+              <w:t>Незначительные недочёты</w:t>
+            </w:r>
+          </w:p>
+        </w:tc>
+        <w:tc>
+          <w:tcPr>
+            <w:tcW w:type="dxa" w:w="2339"/>
+          </w:tcPr>
+          <w:p>
+            <w:r/>
+            <w:r>
+              <w:rPr>
+                <w:sz w:val="18"/>
+              </w:rPr>
+              <w:t>Частичное оформление</w:t>
+            </w:r>
+          </w:p>
+        </w:tc>
+      </w:tr>
+      <w:tr>
+        <w:tc>
+          <w:tcPr>
+            <w:tcW w:type="dxa" w:w="2339"/>
+            <w:shd w:fill="d4e6f1" w:val="clear"/>
+          </w:tcPr>
+          <w:p>
+            <w:r/>
+            <w:r>
+              <w:rPr>
+                <w:sz w:val="18"/>
+              </w:rPr>
+              <w:t>Соблюдение ТБ</w:t>
+            </w:r>
+          </w:p>
+        </w:tc>
+        <w:tc>
+          <w:tcPr>
+            <w:tcW w:type="dxa" w:w="2339"/>
+            <w:shd w:fill="d4e6f1" w:val="clear"/>
+          </w:tcPr>
+          <w:p>
+            <w:r/>
+            <w:r>
+              <w:rPr>
+                <w:sz w:val="18"/>
+              </w:rPr>
+              <w:t>Полное соблюдение</w:t>
+            </w:r>
+          </w:p>
+        </w:tc>
+        <w:tc>
+          <w:tcPr>
+            <w:tcW w:type="dxa" w:w="2339"/>
+            <w:shd w:fill="d4e6f1" w:val="clear"/>
+          </w:tcPr>
+          <w:p>
+            <w:r/>
+            <w:r>
+              <w:rPr>
+                <w:sz w:val="18"/>
+              </w:rPr>
+              <w:t>Незначительные замечания</w:t>
+            </w:r>
+          </w:p>
+        </w:tc>
+        <w:tc>
+          <w:tcPr>
+            <w:tcW w:type="dxa" w:w="2339"/>
+            <w:shd w:fill="d4e6f1" w:val="clear"/>
+          </w:tcPr>
+          <w:p>
+            <w:r/>
+            <w:r>
+              <w:rPr>
+                <w:sz w:val="18"/>
+              </w:rPr>
+              <w:t>Замечания, исправленные с помощью</w:t>
+            </w:r>
+          </w:p>
+        </w:tc>
+      </w:tr>
+    </w:tbl>
+    <w:p/>
+    <w:p>
+      <w:r>
+        <w:t>Промежуточная аттестация по междисциплинарному курсу «Технология наладки, испытаний и сдачи схем КИПиА» является формой контроля освоения профессиональных компетенций обучающегося. Аттестация проводится в конце изучения МДК и направлена на проверку сформированности профессиональных и общих компетенций, определённых программой подготовки.</w:t>
+      </w:r>
+    </w:p>
+    <w:p>
+      <w:r>
+        <w:t>Теоретический экзамен включает в себя тестирование по всем разделам МДК: организация наладочных работ, подготовка рабочего места, чтение документации, методы проверки монтажа, наладка систем измерения и регулирования, наладка КИПиА электропривода, проверка изоляции и фазировка, проверка соответствия оборудования, технология испытаний, сдача в эксплуатацию, требования охраны труда. Каждый вопрос теста имеет четыре варианта ответа, из которых только один правильный.</w:t>
+      </w:r>
+    </w:p>
+    <w:p>
+      <w:r>
+        <w:t>Практическое задание заключается в выполнении наладки конкретного прибора или системы автоматизации в условиях, максимально приближённых к реальным производственным. Обучающийся должен продемонстрировать умение читать принципиальные схемы, подбирать инструменты и оборудование, выполнять настройку и калибровку прибора, оформлять документацию. При выполнении практического задания обязательно соблюдение требований охраны труда и электробезопасности.</w:t>
+      </w:r>
+    </w:p>
+    <w:p>
+      <w:r>
+        <w:t>Защита портфолио включает в себя представление отчётных документов о выполнении лабораторных и практических работ в период обучения. Обучающийся должен продемонстрировать умение анализировать результаты наладочных работ, делать выводы о качестве выполненных операций и предлагать мероприятия по устранению выявленных недостатков. Ситуационные задачи моделируют реальные производственные ситуации, требующие принятия самостоятельных решений на основе полученных знаний и навыков.</w:t>
+      </w:r>
+    </w:p>
+    <w:p>
+      <w:pPr>
+        <w:jc w:val="center"/>
+      </w:pPr>
+      <w:r>
+        <w:rPr>
+          <w:b/>
+          <w:sz w:val="20"/>
+        </w:rPr>
+        <w:t>Рисунок 1. Структура промежуточной аттестации</w:t>
+      </w:r>
+    </w:p>
+    <w:p>
+      <w:pPr>
+        <w:jc w:val="center"/>
+      </w:pPr>
+      <w:r>
+        <w:drawing>
+          <wp:inline xmlns:a="http://schemas.openxmlformats.org/drawingml/2006/main" xmlns:pic="http://schemas.openxmlformats.org/drawingml/2006/picture">
+            <wp:extent cx="5029200" cy="3334144"/>
+            <wp:docPr id="1" name="Picture 1"/>
+            <wp:cNvGraphicFramePr>
+              <a:graphicFrameLocks noChangeAspect="1"/>
+            </wp:cNvGraphicFramePr>
+            <a:graphic>
+              <a:graphicData uri="http://schemas.openxmlformats.org/drawingml/2006/picture">
+                <pic:pic>
+                  <pic:nvPicPr>
+                    <pic:cNvPr id="0" name="pp_mdk12.png"/>
+                    <pic:cNvPicPr/>
+                  </pic:nvPicPr>
+                  <pic:blipFill>
+                    <a:blip r:embed="rId9"/>
+                    <a:stretch>
+                      <a:fillRect/>
+                    </a:stretch>
+                  </pic:blipFill>
+                  <pic:spPr>
+                    <a:xfrm>
+                      <a:off x="0" y="0"/>
+                      <a:ext cx="5029200" cy="3334144"/>
+                    </a:xfrm>
+                    <a:prstGeom prst="rect"/>
+                  </pic:spPr>
+                </pic:pic>
+              </a:graphicData>
+            </a:graphic>
+          </wp:inline>
+        </w:drawing>
+      </w:r>
     </w:p>
     <w:p>
       <w:pPr>
